--- a/PUBLISHED/biol-1/ALL_FILES/module-06-metabolism-questions.docx
+++ b/PUBLISHED/biol-1/ALL_FILES/module-06-metabolism-questions.docx
@@ -9,102 +9,142 @@
     </w:p>
     <w:p>
       <w:r>
-        <w:t>What is metabolism?</w:t>
+        <w:t>Energy and Thermodynamics</w:t>
       </w:r>
     </w:p>
     <w:p>
       <w:r>
-        <w:t>What is the difference between kinetic and potential energy?</w:t>
+        <w:t>What is metabolism? How does it differ from a single chemical reaction?</w:t>
       </w:r>
     </w:p>
     <w:p>
       <w:r>
-        <w:t>State the First Law of Thermodynamics.</w:t>
+        <w:t>What is the difference between kinetic energy and potential energy? Give a biological example of each.</w:t>
       </w:r>
     </w:p>
     <w:p>
       <w:r>
-        <w:t>State the Second Law of Thermodynamics.</w:t>
+        <w:t>State the First Law of Thermodynamics. Why can't organisms create their own energy from nothing?</w:t>
       </w:r>
     </w:p>
     <w:p>
       <w:r>
-        <w:t>How do living systems maintain order if entropy always increases?</w:t>
+        <w:t>State the Second Law of Thermodynamics. What is entropy?</w:t>
       </w:r>
     </w:p>
     <w:p>
       <w:r>
-        <w:t>What is activation energy?</w:t>
+        <w:t>If entropy always increases, how do living organisms maintain their complex, ordered structures?</w:t>
       </w:r>
     </w:p>
     <w:p>
       <w:r>
-        <w:t>How do enzymes lower activation energy?</w:t>
+        <w:t>What is the difference between an exergonic and an endergonic reaction? Which has a negative ΔG?</w:t>
       </w:r>
     </w:p>
     <w:p>
       <w:r>
-        <w:t>What is the active site of an enzyme?</w:t>
+        <w:t>Enzymes</w:t>
       </w:r>
     </w:p>
     <w:p>
       <w:r>
-        <w:t>What factors affect enzyme activity (temperature, pH, substrate concentration)?</w:t>
+        <w:t>What is activation energy? Why do reactions need it even if they are exergonic?</w:t>
       </w:r>
     </w:p>
     <w:p>
       <w:r>
-        <w:t>What is competitive inhibition?</w:t>
+        <w:t>How do enzymes lower activation energy? Are enzymes consumed in the reaction?</w:t>
       </w:r>
     </w:p>
     <w:p>
       <w:r>
-        <w:t>What is non-competitive (allosteric) inhibition?</w:t>
+        <w:t>What is the active site of an enzyme? How does the induced-fit model differ from the lock-and-key model?</w:t>
       </w:r>
     </w:p>
     <w:p>
       <w:r>
-        <w:t>Describe the structure of ATP. Where is the energy stored?</w:t>
+        <w:t>What factors affect enzyme activity? Explain how temperature, pH, and substrate concentration each influence reaction rate.</w:t>
       </w:r>
     </w:p>
     <w:p>
       <w:r>
-        <w:t>How does ATP release energy?</w:t>
+        <w:t>What is competitive inhibition? How does it differ from non-competitive (allosteric) inhibition?</w:t>
       </w:r>
     </w:p>
     <w:p>
       <w:r>
-        <w:t>What is the difference between anabolic and catabolic pathways?</w:t>
+        <w:t>What happens to an enzyme if it is denatured? Can denaturation be reversed?</w:t>
       </w:r>
     </w:p>
     <w:p>
       <w:r>
-        <w:t>Is photosynthesis anabolic or catabolic? Why?</w:t>
+        <w:t>What is a cofactor? What is a coenzyme? Give an example of each.</w:t>
       </w:r>
     </w:p>
     <w:p>
       <w:r>
-        <w:t>Is cellular respiration anabolic or catabolic? Why?</w:t>
+        <w:t>ATP and Energy Coupling</w:t>
       </w:r>
     </w:p>
     <w:p>
       <w:r>
-        <w:t>What are oxidation-reduction (redox) reactions?</w:t>
+        <w:t>Describe the structure of ATP. Which bond stores the energy that cells use?</w:t>
       </w:r>
     </w:p>
     <w:p>
       <w:r>
-        <w:t>In a redox reaction, which molecule is oxidized and which is reduced?</w:t>
+        <w:t>How does ATP release energy? Write the reaction.</w:t>
       </w:r>
     </w:p>
     <w:p>
       <w:r>
-        <w:t>What is feedback inhibition? Why is it efficient?</w:t>
+        <w:t>What is energy coupling? Why is it essential for cells to perform endergonic reactions?</w:t>
       </w:r>
     </w:p>
     <w:p>
       <w:r>
-        <w:t>What happens to an enzyme if it is denatured?</w:t>
+        <w:t>Approximately how much ATP does a human body use and recycle per day?</w:t>
+      </w:r>
+    </w:p>
+    <w:p>
+      <w:r>
+        <w:t>Metabolic Pathways</w:t>
+      </w:r>
+    </w:p>
+    <w:p>
+      <w:r>
+        <w:t>What is the difference between anabolic and catabolic pathways? Classify photosynthesis and cellular respiration.</w:t>
+      </w:r>
+    </w:p>
+    <w:p>
+      <w:r>
+        <w:t>What are oxidation-reduction (redox) reactions? In a redox pair, which molecule is oxidized and which is reduced?</w:t>
+      </w:r>
+    </w:p>
+    <w:p>
+      <w:r>
+        <w:t>Explain the mnemonic OIL RIG. How does it help you remember redox reactions?</w:t>
+      </w:r>
+    </w:p>
+    <w:p>
+      <w:r>
+        <w:t>What are NAD⁺ and FAD? What role do these electron carriers play in metabolism?</w:t>
+      </w:r>
+    </w:p>
+    <w:p>
+      <w:r>
+        <w:t>What is feedback inhibition? Draw a simple pathway diagram and show where the end product acts to regulate it.</w:t>
+      </w:r>
+    </w:p>
+    <w:p>
+      <w:r>
+        <w:t>A cell is producing too much of amino acid X. Amino acid X is made through a five-step pathway. Using your knowledge of feedback inhibition, predict how the cell regulates this pathway efficiently.</w:t>
+      </w:r>
+    </w:p>
+    <w:p>
+      <w:r>
+        <w:t>Why is metabolic regulation important? What would happen if all metabolic pathways ran at full speed all the time?</w:t>
       </w:r>
     </w:p>
     <w:sectPr>

--- a/PUBLISHED/biol-1/ALL_FILES/module-06-metabolism-questions.docx
+++ b/PUBLISHED/biol-1/ALL_FILES/module-06-metabolism-questions.docx
@@ -9,37 +9,22 @@
     </w:p>
     <w:p>
       <w:r>
-        <w:t>Energy and Thermodynamics</w:t>
+        <w:t>Energy Principles</w:t>
       </w:r>
     </w:p>
     <w:p>
       <w:r>
-        <w:t>What is metabolism? How does it differ from a single chemical reaction?</w:t>
+        <w:t>What is the "First Law of Thermodynamics"? (Simple answer: Energy cannot be created or destroyed, only changed.)</w:t>
       </w:r>
     </w:p>
     <w:p>
       <w:r>
-        <w:t>What is the difference between kinetic energy and potential energy? Give a biological example of each.</w:t>
+        <w:t>What is entropy? (Think about a messy room vs. a clean room. Does nature prefer order or disorder?)</w:t>
       </w:r>
     </w:p>
     <w:p>
       <w:r>
-        <w:t>State the First Law of Thermodynamics. Why can't organisms create their own energy from nothing?</w:t>
-      </w:r>
-    </w:p>
-    <w:p>
-      <w:r>
-        <w:t>State the Second Law of Thermodynamics. What is entropy?</w:t>
-      </w:r>
-    </w:p>
-    <w:p>
-      <w:r>
-        <w:t>If entropy always increases, how do living organisms maintain their complex, ordered structures?</w:t>
-      </w:r>
-    </w:p>
-    <w:p>
-      <w:r>
-        <w:t>What is the difference between an exergonic and an endergonic reaction? Which has a negative ΔG?</w:t>
+        <w:t>ATP is the "energy currency" of the cell. Explain this analogy. How do you "spend" ATP to get work done?</w:t>
       </w:r>
     </w:p>
     <w:p>
@@ -49,62 +34,19 @@
     </w:p>
     <w:p>
       <w:r>
-        <w:t>What is activation energy? Why do reactions need it even if they are exergonic?</w:t>
+        <w:t>How do enzymes speed up chemical reactions? (Hint: They lower the "activation energy" barrier.)</w:t>
       </w:r>
     </w:p>
     <w:p>
       <w:r>
-        <w:t>How do enzymes lower activation energy? Are enzymes consumed in the reaction?</w:t>
+        <w:t>What happens to an enzyme if you heat it up too much? (Key term: Denaturation. Can it still work?)</w:t>
       </w:r>
     </w:p>
     <w:p>
       <w:r>
-        <w:t>What is the active site of an enzyme? How does the induced-fit model differ from the lock-and-key model?</w:t>
-      </w:r>
-    </w:p>
-    <w:p>
-      <w:r>
-        <w:t>What factors affect enzyme activity? Explain how temperature, pH, and substrate concentration each influence reaction rate.</w:t>
-      </w:r>
-    </w:p>
-    <w:p>
-      <w:r>
-        <w:t>What is competitive inhibition? How does it differ from non-competitive (allosteric) inhibition?</w:t>
-      </w:r>
-    </w:p>
-    <w:p>
-      <w:r>
-        <w:t>What happens to an enzyme if it is denatured? Can denaturation be reversed?</w:t>
-      </w:r>
-    </w:p>
-    <w:p>
-      <w:r>
-        <w:t>What is a cofactor? What is a coenzyme? Give an example of each.</w:t>
-      </w:r>
-    </w:p>
-    <w:p>
-      <w:r>
-        <w:t>ATP and Energy Coupling</w:t>
-      </w:r>
-    </w:p>
-    <w:p>
-      <w:r>
-        <w:t>Describe the structure of ATP. Which bond stores the energy that cells use?</w:t>
-      </w:r>
-    </w:p>
-    <w:p>
-      <w:r>
-        <w:t>How does ATP release energy? Write the reaction.</w:t>
-      </w:r>
-    </w:p>
-    <w:p>
-      <w:r>
-        <w:t>What is energy coupling? Why is it essential for cells to perform endergonic reactions?</w:t>
-      </w:r>
-    </w:p>
-    <w:p>
-      <w:r>
-        <w:t>Approximately how much ATP does a human body use and recycle per day?</w:t>
+        <w:t>True or False: An enzyme is used up in a chemical reaction and can only be used once.</w:t>
+        <w:br/>
+        <w:t xml:space="preserve">    (Explain your answer.)</w:t>
       </w:r>
     </w:p>
     <w:p>
@@ -114,37 +56,17 @@
     </w:p>
     <w:p>
       <w:r>
-        <w:t>What is the difference between anabolic and catabolic pathways? Classify photosynthesis and cellular respiration.</w:t>
+        <w:t>What is the difference between an Anabolic reaction and a Catabolic reaction? (Which one builds things up? Which one breaks things down?)</w:t>
       </w:r>
     </w:p>
     <w:p>
       <w:r>
-        <w:t>What are oxidation-reduction (redox) reactions? In a redox pair, which molecule is oxidized and which is reduced?</w:t>
+        <w:t>Breathing vs. Cellular Respiration: we breathe in Oxygen to burn food, and breathe out Carbon Dioxide as waste. How does this relate to what happens inside your mitochondria?</w:t>
       </w:r>
     </w:p>
     <w:p>
       <w:r>
-        <w:t>Explain the mnemonic OIL RIG. How does it help you remember redox reactions?</w:t>
-      </w:r>
-    </w:p>
-    <w:p>
-      <w:r>
-        <w:t>What are NAD⁺ and FAD? What role do these electron carriers play in metabolism?</w:t>
-      </w:r>
-    </w:p>
-    <w:p>
-      <w:r>
-        <w:t>What is feedback inhibition? Draw a simple pathway diagram and show where the end product acts to regulate it.</w:t>
-      </w:r>
-    </w:p>
-    <w:p>
-      <w:r>
-        <w:t>A cell is producing too much of amino acid X. Amino acid X is made through a five-step pathway. Using your knowledge of feedback inhibition, predict how the cell regulates this pathway efficiently.</w:t>
-      </w:r>
-    </w:p>
-    <w:p>
-      <w:r>
-        <w:t>Why is metabolic regulation important? What would happen if all metabolic pathways ran at full speed all the time?</w:t>
+        <w:t>Feedback Inhibition: Imagine a factory line making cars. If the parking lot is full of finished cars, what signal should be sent to the beginning of the assembly line? How do cells do this with enzymes?</w:t>
       </w:r>
     </w:p>
     <w:sectPr>

--- a/PUBLISHED/biol-1/ALL_FILES/module-06-metabolism-questions.docx
+++ b/PUBLISHED/biol-1/ALL_FILES/module-06-metabolism-questions.docx
@@ -5,68 +5,6 @@
     <w:p>
       <w:r>
         <w:t>Module 6: Metabolism — Study Questions</w:t>
-      </w:r>
-    </w:p>
-    <w:p>
-      <w:r>
-        <w:t>Energy Principles</w:t>
-      </w:r>
-    </w:p>
-    <w:p>
-      <w:r>
-        <w:t>What is the "First Law of Thermodynamics"? (Simple answer: Energy cannot be created or destroyed, only changed.)</w:t>
-      </w:r>
-    </w:p>
-    <w:p>
-      <w:r>
-        <w:t>What is entropy? (Think about a messy room vs. a clean room. Does nature prefer order or disorder?)</w:t>
-      </w:r>
-    </w:p>
-    <w:p>
-      <w:r>
-        <w:t>ATP is the "energy currency" of the cell. Explain this analogy. How do you "spend" ATP to get work done?</w:t>
-      </w:r>
-    </w:p>
-    <w:p>
-      <w:r>
-        <w:t>Enzymes</w:t>
-      </w:r>
-    </w:p>
-    <w:p>
-      <w:r>
-        <w:t>How do enzymes speed up chemical reactions? (Hint: They lower the "activation energy" barrier.)</w:t>
-      </w:r>
-    </w:p>
-    <w:p>
-      <w:r>
-        <w:t>What happens to an enzyme if you heat it up too much? (Key term: Denaturation. Can it still work?)</w:t>
-      </w:r>
-    </w:p>
-    <w:p>
-      <w:r>
-        <w:t>True or False: An enzyme is used up in a chemical reaction and can only be used once.</w:t>
-        <w:br/>
-        <w:t xml:space="preserve">    (Explain your answer.)</w:t>
-      </w:r>
-    </w:p>
-    <w:p>
-      <w:r>
-        <w:t>Metabolic Pathways</w:t>
-      </w:r>
-    </w:p>
-    <w:p>
-      <w:r>
-        <w:t>What is the difference between an Anabolic reaction and a Catabolic reaction? (Which one builds things up? Which one breaks things down?)</w:t>
-      </w:r>
-    </w:p>
-    <w:p>
-      <w:r>
-        <w:t>Breathing vs. Cellular Respiration: we breathe in Oxygen to burn food, and breathe out Carbon Dioxide as waste. How does this relate to what happens inside your mitochondria?</w:t>
-      </w:r>
-    </w:p>
-    <w:p>
-      <w:r>
-        <w:t>Feedback Inhibition: Imagine a factory line making cars. If the parking lot is full of finished cars, what signal should be sent to the beginning of the assembly line? How do cells do this with enzymes?</w:t>
       </w:r>
     </w:p>
     <w:sectPr>

--- a/PUBLISHED/biol-1/ALL_FILES/module-06-metabolism-questions.docx
+++ b/PUBLISHED/biol-1/ALL_FILES/module-06-metabolism-questions.docx
@@ -3,8 +3,171 @@
 <w:document xmlns:wpc="http://schemas.microsoft.com/office/word/2010/wordprocessingCanvas" xmlns:mo="http://schemas.microsoft.com/office/mac/office/2008/main" xmlns:mc="http://schemas.openxmlformats.org/markup-compatibility/2006" xmlns:mv="urn:schemas-microsoft-com:mac:vml" xmlns:o="urn:schemas-microsoft-com:office:office" xmlns:r="http://schemas.openxmlformats.org/officeDocument/2006/relationships" xmlns:m="http://schemas.openxmlformats.org/officeDocument/2006/math" xmlns:v="urn:schemas-microsoft-com:vml" xmlns:wp14="http://schemas.microsoft.com/office/word/2010/wordprocessingDrawing" xmlns:wp="http://schemas.openxmlformats.org/drawingml/2006/wordprocessingDrawing" xmlns:w10="urn:schemas-microsoft-com:office:word" xmlns:w="http://schemas.openxmlformats.org/wordprocessingml/2006/main" xmlns:w14="http://schemas.microsoft.com/office/word/2010/wordml" xmlns:wpg="http://schemas.microsoft.com/office/word/2010/wordprocessingGroup" xmlns:wpi="http://schemas.microsoft.com/office/word/2010/wordprocessingInk" xmlns:wne="http://schemas.microsoft.com/office/word/2006/wordml" xmlns:wps="http://schemas.microsoft.com/office/word/2010/wordprocessingShape" mc:Ignorable="w14 wp14">
   <w:body>
     <w:p>
+      <w:pPr>
+        <w:pStyle w:val="Heading1"/>
+      </w:pPr>
       <w:r>
         <w:t>Module 6: Metabolism — Study Questions</w:t>
+      </w:r>
+    </w:p>
+    <w:p>
+      <w:r>
+        <w:t xml:space="preserve">1. </w:t>
+      </w:r>
+      <w:r>
+        <w:t>What is the definition of energy?</w:t>
+      </w:r>
+    </w:p>
+    <w:p>
+      <w:r>
+        <w:t xml:space="preserve">2. </w:t>
+      </w:r>
+      <w:r>
+        <w:t>What is the difference between kinetic energy and potential energy?</w:t>
+      </w:r>
+    </w:p>
+    <w:p>
+      <w:r>
+        <w:t xml:space="preserve">3. </w:t>
+      </w:r>
+      <w:r>
+        <w:t>The First Law of Thermodynamics says energy cannot be created or destroyed. How does this apply to living cells?</w:t>
+      </w:r>
+    </w:p>
+    <w:p>
+      <w:r>
+        <w:t xml:space="preserve">4. </w:t>
+      </w:r>
+      <w:r>
+        <w:t>The Second Law of Thermodynamics says entropy (disorder) is always increasing. How do cells maintain their order?</w:t>
+      </w:r>
+    </w:p>
+    <w:p>
+      <w:r>
+        <w:t xml:space="preserve">5. </w:t>
+      </w:r>
+      <w:r>
+        <w:t>What is entropy?</w:t>
+      </w:r>
+    </w:p>
+    <w:p>
+      <w:r>
+        <w:t xml:space="preserve">6. </w:t>
+      </w:r>
+      <w:r>
+        <w:t>What is metabolism?</w:t>
+      </w:r>
+    </w:p>
+    <w:p>
+      <w:r>
+        <w:t xml:space="preserve">7. </w:t>
+      </w:r>
+      <w:r>
+        <w:t>What is the difference between exergonic and endergonic reactions?</w:t>
+      </w:r>
+    </w:p>
+    <w:p>
+      <w:r>
+        <w:t xml:space="preserve">8. </w:t>
+      </w:r>
+      <w:r>
+        <w:t>What does ATP stand for?</w:t>
+      </w:r>
+    </w:p>
+    <w:p>
+      <w:r>
+        <w:t xml:space="preserve">9. </w:t>
+      </w:r>
+      <w:r>
+        <w:t>Why is ATP considered the "energy currency" of the cell?</w:t>
+      </w:r>
+    </w:p>
+    <w:p>
+      <w:r>
+        <w:t xml:space="preserve">10. </w:t>
+      </w:r>
+      <w:r>
+        <w:t>What is an enzyme?</w:t>
+      </w:r>
+    </w:p>
+    <w:p>
+      <w:r>
+        <w:t xml:space="preserve">11. </w:t>
+      </w:r>
+      <w:r>
+        <w:t>What is a substrate?</w:t>
+      </w:r>
+    </w:p>
+    <w:p>
+      <w:r>
+        <w:t xml:space="preserve">12. </w:t>
+      </w:r>
+      <w:r>
+        <w:t>What is the "active site" of an enzyme?</w:t>
+      </w:r>
+    </w:p>
+    <w:p>
+      <w:r>
+        <w:t xml:space="preserve">13. </w:t>
+      </w:r>
+      <w:r>
+        <w:t>What is "energy of activation"?</w:t>
+      </w:r>
+    </w:p>
+    <w:p>
+      <w:r>
+        <w:t xml:space="preserve">14. </w:t>
+      </w:r>
+      <w:r>
+        <w:t>How do enzymes affect the energy of activation?</w:t>
+      </w:r>
+    </w:p>
+    <w:p>
+      <w:r>
+        <w:t xml:space="preserve">15. </w:t>
+      </w:r>
+      <w:r>
+        <w:t>Name two factors that affect enzymatic rate.</w:t>
+      </w:r>
+    </w:p>
+    <w:p>
+      <w:r>
+        <w:t xml:space="preserve">16. </w:t>
+      </w:r>
+      <w:r>
+        <w:t>What does it mean to "denature" an enzyme?</w:t>
+      </w:r>
+    </w:p>
+    <w:p>
+      <w:r>
+        <w:t xml:space="preserve">17. </w:t>
+      </w:r>
+      <w:r>
+        <w:t>What is the difference between competitive and noncompetitive inhibition?</w:t>
+      </w:r>
+    </w:p>
+    <w:p>
+      <w:r>
+        <w:t xml:space="preserve">18. </w:t>
+      </w:r>
+      <w:r>
+        <w:t>In a redox reaction, what does "oxidation" mean?</w:t>
+      </w:r>
+    </w:p>
+    <w:p>
+      <w:r>
+        <w:t xml:space="preserve">19. </w:t>
+      </w:r>
+      <w:r>
+        <w:t>What is the overall equation for photosynthesis?</w:t>
+      </w:r>
+    </w:p>
+    <w:p>
+      <w:r>
+        <w:t xml:space="preserve">20. </w:t>
+      </w:r>
+      <w:r>
+        <w:t>What is the overall equation for cellular respiration?</w:t>
       </w:r>
     </w:p>
     <w:sectPr>

--- a/PUBLISHED/biol-1/ALL_FILES/module-06-metabolism-questions.docx
+++ b/PUBLISHED/biol-1/ALL_FILES/module-06-metabolism-questions.docx
@@ -7,7 +7,7 @@
         <w:pStyle w:val="Heading1"/>
       </w:pPr>
       <w:r>
-        <w:t>Module 6: Metabolism — Study Questions</w:t>
+        <w:t>Module 6: Metabolism - Learning Questions</w:t>
       </w:r>
     </w:p>
     <w:p>
@@ -15,7 +15,13 @@
         <w:t xml:space="preserve">1. </w:t>
       </w:r>
       <w:r>
-        <w:t>What is the definition of energy?</w:t>
+        <w:br/>
+      </w:r>
+      <w:r>
+        <w:t>How do the laws of thermodynamics constrain cells?</w:t>
+      </w:r>
+      <w:r>
+        <w:br/>
       </w:r>
     </w:p>
     <w:p>
@@ -23,7 +29,13 @@
         <w:t xml:space="preserve">2. </w:t>
       </w:r>
       <w:r>
-        <w:t>What is the difference between kinetic energy and potential energy?</w:t>
+        <w:br/>
+      </w:r>
+      <w:r>
+        <w:t>Why is ATP useful for cellular work?</w:t>
+      </w:r>
+      <w:r>
+        <w:br/>
       </w:r>
     </w:p>
     <w:p>
@@ -31,7 +43,13 @@
         <w:t xml:space="preserve">3. </w:t>
       </w:r>
       <w:r>
-        <w:t>The First Law of Thermodynamics says energy cannot be created or destroyed. How does this apply to living cells?</w:t>
+        <w:br/>
+      </w:r>
+      <w:r>
+        <w:t>How do enzymes lower activation energy?</w:t>
+      </w:r>
+      <w:r>
+        <w:br/>
       </w:r>
     </w:p>
     <w:p>
@@ -39,7 +57,13 @@
         <w:t xml:space="preserve">4. </w:t>
       </w:r>
       <w:r>
-        <w:t>The Second Law of Thermodynamics says entropy (disorder) is always increasing. How do cells maintain their order?</w:t>
+        <w:br/>
+      </w:r>
+      <w:r>
+        <w:t>Why does enzyme shape matter?</w:t>
+      </w:r>
+      <w:r>
+        <w:br/>
       </w:r>
     </w:p>
     <w:p>
@@ -47,7 +71,13 @@
         <w:t xml:space="preserve">5. </w:t>
       </w:r>
       <w:r>
-        <w:t>What is entropy?</w:t>
+        <w:br/>
+      </w:r>
+      <w:r>
+        <w:t>How can temperature or pH change enzyme function?</w:t>
+      </w:r>
+      <w:r>
+        <w:br/>
       </w:r>
     </w:p>
     <w:p>
@@ -55,7 +85,13 @@
         <w:t xml:space="preserve">6. </w:t>
       </w:r>
       <w:r>
-        <w:t>What is metabolism?</w:t>
+        <w:br/>
+      </w:r>
+      <w:r>
+        <w:t>What is the difference between competitive and noncompetitive inhibition?</w:t>
+      </w:r>
+      <w:r>
+        <w:br/>
       </w:r>
     </w:p>
     <w:p>
@@ -63,7 +99,13 @@
         <w:t xml:space="preserve">7. </w:t>
       </w:r>
       <w:r>
-        <w:t>What is the difference between exergonic and endergonic reactions?</w:t>
+        <w:br/>
+      </w:r>
+      <w:r>
+        <w:t>How are photosynthesis and respiration related?</w:t>
+      </w:r>
+      <w:r>
+        <w:br/>
       </w:r>
     </w:p>
     <w:p>
@@ -71,7 +113,13 @@
         <w:t xml:space="preserve">8. </w:t>
       </w:r>
       <w:r>
-        <w:t>What does ATP stand for?</w:t>
+        <w:br/>
+      </w:r>
+      <w:r>
+        <w:t>Where does matter move in the photosynthesis-respiration cycle?</w:t>
+      </w:r>
+      <w:r>
+        <w:br/>
       </w:r>
     </w:p>
     <w:p>
@@ -79,7 +127,13 @@
         <w:t xml:space="preserve">9. </w:t>
       </w:r>
       <w:r>
-        <w:t>Why is ATP considered the "energy currency" of the cell?</w:t>
+        <w:br/>
+      </w:r>
+      <w:r>
+        <w:t>Where does energy enter and leave biological systems?</w:t>
+      </w:r>
+      <w:r>
+        <w:br/>
       </w:r>
     </w:p>
     <w:p>
@@ -87,87 +141,13 @@
         <w:t xml:space="preserve">10. </w:t>
       </w:r>
       <w:r>
-        <w:t>What is an enzyme?</w:t>
-      </w:r>
-    </w:p>
-    <w:p>
-      <w:r>
-        <w:t xml:space="preserve">11. </w:t>
+        <w:br/>
       </w:r>
       <w:r>
-        <w:t>What is a substrate?</w:t>
-      </w:r>
-    </w:p>
-    <w:p>
-      <w:r>
-        <w:t xml:space="preserve">12. </w:t>
+        <w:t>What evidence would show that an enzyme is denatured?</w:t>
       </w:r>
       <w:r>
-        <w:t>What is the "active site" of an enzyme?</w:t>
-      </w:r>
-    </w:p>
-    <w:p>
-      <w:r>
-        <w:t xml:space="preserve">13. </w:t>
-      </w:r>
-      <w:r>
-        <w:t>What is "energy of activation"?</w:t>
-      </w:r>
-    </w:p>
-    <w:p>
-      <w:r>
-        <w:t xml:space="preserve">14. </w:t>
-      </w:r>
-      <w:r>
-        <w:t>How do enzymes affect the energy of activation?</w:t>
-      </w:r>
-    </w:p>
-    <w:p>
-      <w:r>
-        <w:t xml:space="preserve">15. </w:t>
-      </w:r>
-      <w:r>
-        <w:t>Name two factors that affect enzymatic rate.</w:t>
-      </w:r>
-    </w:p>
-    <w:p>
-      <w:r>
-        <w:t xml:space="preserve">16. </w:t>
-      </w:r>
-      <w:r>
-        <w:t>What does it mean to "denature" an enzyme?</w:t>
-      </w:r>
-    </w:p>
-    <w:p>
-      <w:r>
-        <w:t xml:space="preserve">17. </w:t>
-      </w:r>
-      <w:r>
-        <w:t>What is the difference between competitive and noncompetitive inhibition?</w:t>
-      </w:r>
-    </w:p>
-    <w:p>
-      <w:r>
-        <w:t xml:space="preserve">18. </w:t>
-      </w:r>
-      <w:r>
-        <w:t>In a redox reaction, what does "oxidation" mean?</w:t>
-      </w:r>
-    </w:p>
-    <w:p>
-      <w:r>
-        <w:t xml:space="preserve">19. </w:t>
-      </w:r>
-      <w:r>
-        <w:t>What is the overall equation for photosynthesis?</w:t>
-      </w:r>
-    </w:p>
-    <w:p>
-      <w:r>
-        <w:t xml:space="preserve">20. </w:t>
-      </w:r>
-      <w:r>
-        <w:t>What is the overall equation for cellular respiration?</w:t>
+        <w:br/>
       </w:r>
     </w:p>
     <w:sectPr>
